--- a/salida/costos.docx
+++ b/salida/costos.docx
@@ -85,7 +85,7 @@
           </w:tcPr>
           <w:p>
             <w:r>
-              <w:t>3</w:t>
+              <w:t>2</w:t>
             </w:r>
           </w:p>
         </w:tc>
@@ -95,7 +95,7 @@
           </w:tcPr>
           <w:p>
             <w:r>
-              <w:t>9000.0</w:t>
+              <w:t>79998.0</w:t>
             </w:r>
           </w:p>
         </w:tc>
@@ -105,7 +105,7 @@
           </w:tcPr>
           <w:p>
             <w:r>
-              <w:t>1530.0</w:t>
+              <w:t>13599.66</w:t>
             </w:r>
           </w:p>
         </w:tc>
@@ -127,7 +127,7 @@
           </w:tcPr>
           <w:p>
             <w:r>
-              <w:t>1</w:t>
+              <w:t>2</w:t>
             </w:r>
           </w:p>
         </w:tc>
@@ -137,7 +137,7 @@
           </w:tcPr>
           <w:p>
             <w:r>
-              <w:t>1000.0</w:t>
+              <w:t>242444.0</w:t>
             </w:r>
           </w:p>
         </w:tc>
@@ -147,7 +147,7 @@
           </w:tcPr>
           <w:p>
             <w:r>
-              <w:t>170.0</w:t>
+              <w:t>41215.48</w:t>
             </w:r>
           </w:p>
         </w:tc>
@@ -169,7 +169,7 @@
           </w:tcPr>
           <w:p>
             <w:r>
-              <w:t>10</w:t>
+              <w:t>22222</w:t>
             </w:r>
           </w:p>
         </w:tc>
@@ -179,7 +179,7 @@
           </w:tcPr>
           <w:p>
             <w:r>
-              <w:t>5000.0</w:t>
+              <w:t>488884.0</w:t>
             </w:r>
           </w:p>
         </w:tc>
@@ -189,7 +189,7 @@
           </w:tcPr>
           <w:p>
             <w:r>
-              <w:t>850.0</w:t>
+              <w:t>83110.28</w:t>
             </w:r>
           </w:p>
         </w:tc>
@@ -211,7 +211,7 @@
           </w:tcPr>
           <w:p>
             <w:r>
-              <w:t>16000</w:t>
+              <w:t>2</w:t>
             </w:r>
           </w:p>
         </w:tc>
@@ -221,7 +221,7 @@
           </w:tcPr>
           <w:p>
             <w:r>
-              <w:t>16000.0</w:t>
+              <w:t>444442.0</w:t>
             </w:r>
           </w:p>
         </w:tc>
@@ -231,7 +231,7 @@
           </w:tcPr>
           <w:p>
             <w:r>
-              <w:t>2720.0</w:t>
+              <w:t>75555.14</w:t>
             </w:r>
           </w:p>
         </w:tc>
@@ -240,17 +240,17 @@
     <w:p>
       <w:r>
         <w:br/>
-        <w:t>Total presupuesto: $43886.7</w:t>
+        <w:t>Total presupuesto: $1777790.76</w:t>
       </w:r>
     </w:p>
     <w:p>
       <w:r>
-        <w:t>Costo total: $31,000.00</w:t>
+        <w:t>Costo total: $1,255,768.00</w:t>
       </w:r>
     </w:p>
     <w:p>
       <w:r>
-        <w:t>Ganancia total: $5,270.00</w:t>
+        <w:t>Ganancia total: $213,480.56</w:t>
       </w:r>
     </w:p>
     <w:sectPr>

--- a/salida/costos.docx
+++ b/salida/costos.docx
@@ -75,7 +75,7 @@
           </w:tcPr>
           <w:p>
             <w:r>
-              <w:t>cam</w:t>
+              <w:t>camara</w:t>
             </w:r>
           </w:p>
         </w:tc>
@@ -85,7 +85,7 @@
           </w:tcPr>
           <w:p>
             <w:r>
-              <w:t>2</w:t>
+              <w:t>4</w:t>
             </w:r>
           </w:p>
         </w:tc>
@@ -95,7 +95,7 @@
           </w:tcPr>
           <w:p>
             <w:r>
-              <w:t>79998.0</w:t>
+              <w:t>240000.0</w:t>
             </w:r>
           </w:p>
         </w:tc>
@@ -105,7 +105,7 @@
           </w:tcPr>
           <w:p>
             <w:r>
-              <w:t>13599.66</w:t>
+              <w:t>40800.0</w:t>
             </w:r>
           </w:p>
         </w:tc>
@@ -127,7 +127,7 @@
           </w:tcPr>
           <w:p>
             <w:r>
-              <w:t>2</w:t>
+              <w:t>1</w:t>
             </w:r>
           </w:p>
         </w:tc>
@@ -137,7 +137,7 @@
           </w:tcPr>
           <w:p>
             <w:r>
-              <w:t>242444.0</w:t>
+              <w:t>120000.0</w:t>
             </w:r>
           </w:p>
         </w:tc>
@@ -147,7 +147,7 @@
           </w:tcPr>
           <w:p>
             <w:r>
-              <w:t>41215.48</w:t>
+              <w:t>20400.0</w:t>
             </w:r>
           </w:p>
         </w:tc>
@@ -159,7 +159,7 @@
           </w:tcPr>
           <w:p>
             <w:r>
-              <w:t>cable</w:t>
+              <w:t>rollo de cable</w:t>
             </w:r>
           </w:p>
         </w:tc>
@@ -169,7 +169,7 @@
           </w:tcPr>
           <w:p>
             <w:r>
-              <w:t>22222</w:t>
+              <w:t>1</w:t>
             </w:r>
           </w:p>
         </w:tc>
@@ -179,7 +179,7 @@
           </w:tcPr>
           <w:p>
             <w:r>
-              <w:t>488884.0</w:t>
+              <w:t>180000.0</w:t>
             </w:r>
           </w:p>
         </w:tc>
@@ -189,49 +189,7 @@
           </w:tcPr>
           <w:p>
             <w:r>
-              <w:t>83110.28</w:t>
-            </w:r>
-          </w:p>
-        </w:tc>
-      </w:tr>
-      <w:tr>
-        <w:tc>
-          <w:tcPr>
-            <w:tcW w:type="dxa" w:w="2160"/>
-          </w:tcPr>
-          <w:p>
-            <w:r>
-              <w:t>switch</w:t>
-            </w:r>
-          </w:p>
-        </w:tc>
-        <w:tc>
-          <w:tcPr>
-            <w:tcW w:type="dxa" w:w="2160"/>
-          </w:tcPr>
-          <w:p>
-            <w:r>
-              <w:t>2</w:t>
-            </w:r>
-          </w:p>
-        </w:tc>
-        <w:tc>
-          <w:tcPr>
-            <w:tcW w:type="dxa" w:w="2160"/>
-          </w:tcPr>
-          <w:p>
-            <w:r>
-              <w:t>444442.0</w:t>
-            </w:r>
-          </w:p>
-        </w:tc>
-        <w:tc>
-          <w:tcPr>
-            <w:tcW w:type="dxa" w:w="2160"/>
-          </w:tcPr>
-          <w:p>
-            <w:r>
-              <w:t>75555.14</w:t>
+              <w:t>30600.0</w:t>
             </w:r>
           </w:p>
         </w:tc>
@@ -240,17 +198,17 @@
     <w:p>
       <w:r>
         <w:br/>
-        <w:t>Total presupuesto: $1777790.76</w:t>
+        <w:t>Total presupuesto: $764478.0</w:t>
       </w:r>
     </w:p>
     <w:p>
       <w:r>
-        <w:t>Costo total: $1,255,768.00</w:t>
+        <w:t>Costo total: $540,000.00</w:t>
       </w:r>
     </w:p>
     <w:p>
       <w:r>
-        <w:t>Ganancia total: $213,480.56</w:t>
+        <w:t>Ganancia total: $91,800.00</w:t>
       </w:r>
     </w:p>
     <w:sectPr>
